--- a/manual/user_manual.docx
+++ b/manual/user_manual.docx
@@ -779,23 +779,7 @@
           <w:sz w:val="22"/>
           <w:szCs w:val="22"/>
         </w:rPr>
-        <w:t xml:space="preserve">Your company is mining resources on foreign planets. You are merely a janitor, a service technician working a minimum wage job. You have been stationed on </w:t>
-      </w:r>
-      <w:proofErr w:type="spellStart"/>
-      <w:r>
-        <w:rPr>
-          <w:sz w:val="22"/>
-          <w:szCs w:val="22"/>
-        </w:rPr>
-        <w:t>Nuclideus</w:t>
-      </w:r>
-      <w:proofErr w:type="spellEnd"/>
-      <w:r>
-        <w:rPr>
-          <w:sz w:val="22"/>
-          <w:szCs w:val="22"/>
-        </w:rPr>
-        <w:t xml:space="preserve"> for last few months, and you can tell something is wrong.</w:t>
+        <w:t>Your company is mining resources on foreign planets. You are merely a janitor, a service technician working a minimum wage job. You have been stationed on Nuclideus for last few months, and you can tell something is wrong.</w:t>
       </w:r>
     </w:p>
     <w:p>
@@ -1048,7 +1032,21 @@
           <w:sz w:val="22"/>
           <w:szCs w:val="22"/>
         </w:rPr>
-        <w:t>To play a game, press this button. You will be then asked to select one of three levels.</w:t>
+        <w:t>To play a game, press this button. You will then</w:t>
+      </w:r>
+      <w:r>
+        <w:rPr>
+          <w:sz w:val="22"/>
+          <w:szCs w:val="22"/>
+        </w:rPr>
+        <w:t xml:space="preserve"> be</w:t>
+      </w:r>
+      <w:r>
+        <w:rPr>
+          <w:sz w:val="22"/>
+          <w:szCs w:val="22"/>
+        </w:rPr>
+        <w:t xml:space="preserve"> asked to select one of three levels.</w:t>
       </w:r>
     </w:p>
     <w:p>
